--- a/documents/SliceMatic_PRD_Business_Economics.docx
+++ b/documents/SliceMatic_PRD_Business_Economics.docx
@@ -1029,7 +1029,13 @@
         <w:spacing w:after="60"/>
       </w:pPr>
       <w:r>
-        <w:t>Customer name and phone intake.</w:t>
+        <w:t>Customer name and phone</w:t>
+      </w:r>
+      <w:r>
+        <w:t xml:space="preserve"> number</w:t>
+      </w:r>
+      <w:r>
+        <w:t xml:space="preserve"> intake.</w:t>
       </w:r>
     </w:p>
     <w:p>
@@ -4892,9 +4898,9 @@
         </w:rPr>
         <w:lastRenderedPageBreak/>
         <w:drawing>
-          <wp:inline distT="0" distB="0" distL="0" distR="0" wp14:anchorId="0069CB07" wp14:editId="6EE2F6B3">
-            <wp:extent cx="6354445" cy="9326880"/>
-            <wp:effectExtent l="0" t="0" r="8255" b="7620"/>
+          <wp:inline distT="0" distB="0" distL="0" distR="0" wp14:anchorId="0069CB07" wp14:editId="6D82E1D3">
+            <wp:extent cx="6354445" cy="9486900"/>
+            <wp:effectExtent l="0" t="0" r="8255" b="0"/>
             <wp:docPr id="1" name="Picture 1"/>
             <wp:cNvGraphicFramePr>
               <a:graphicFrameLocks xmlns:a="http://schemas.openxmlformats.org/drawingml/2006/main" noChangeAspect="1"/>
@@ -4915,7 +4921,7 @@
                   <pic:spPr>
                     <a:xfrm>
                       <a:off x="0" y="0"/>
-                      <a:ext cx="6374240" cy="9355935"/>
+                      <a:ext cx="6374242" cy="9516456"/>
                     </a:xfrm>
                     <a:prstGeom prst="rect">
                       <a:avLst/>
@@ -12706,6 +12712,326 @@
     </w:p>
     <w:p>
       <w:pPr>
+        <w:pStyle w:val="ListBullet"/>
+        <w:numPr>
+          <w:ilvl w:val="0"/>
+          <w:numId w:val="0"/>
+        </w:numPr>
+        <w:spacing w:after="60"/>
+        <w:ind w:left="360"/>
+      </w:pPr>
+    </w:p>
+    <w:p>
+      <w:pPr>
+        <w:pStyle w:val="ListBullet"/>
+        <w:numPr>
+          <w:ilvl w:val="0"/>
+          <w:numId w:val="10"/>
+        </w:numPr>
+        <w:spacing w:after="60"/>
+      </w:pPr>
+      <w:r>
+        <w:t>Layer 1: Master Data</w:t>
+      </w:r>
+    </w:p>
+    <w:p>
+      <w:pPr>
+        <w:pStyle w:val="ListBullet"/>
+        <w:numPr>
+          <w:ilvl w:val="0"/>
+          <w:numId w:val="10"/>
+        </w:numPr>
+        <w:spacing w:after="60"/>
+      </w:pPr>
+      <w:r>
+        <w:t>--------------------</w:t>
+      </w:r>
+    </w:p>
+    <w:p>
+      <w:pPr>
+        <w:pStyle w:val="ListBullet"/>
+        <w:numPr>
+          <w:ilvl w:val="0"/>
+          <w:numId w:val="10"/>
+        </w:numPr>
+        <w:spacing w:after="60"/>
+      </w:pPr>
+      <w:r>
+        <w:t>Pizza Base</w:t>
+      </w:r>
+    </w:p>
+    <w:p>
+      <w:pPr>
+        <w:pStyle w:val="ListBullet"/>
+        <w:numPr>
+          <w:ilvl w:val="0"/>
+          <w:numId w:val="10"/>
+        </w:numPr>
+        <w:spacing w:after="60"/>
+      </w:pPr>
+      <w:r>
+        <w:t>Pizza Type</w:t>
+      </w:r>
+    </w:p>
+    <w:p>
+      <w:pPr>
+        <w:pStyle w:val="ListBullet"/>
+        <w:numPr>
+          <w:ilvl w:val="0"/>
+          <w:numId w:val="10"/>
+        </w:numPr>
+        <w:spacing w:after="60"/>
+      </w:pPr>
+      <w:r>
+        <w:t>Toppings</w:t>
+      </w:r>
+    </w:p>
+    <w:p>
+      <w:pPr>
+        <w:pStyle w:val="ListBullet"/>
+        <w:numPr>
+          <w:ilvl w:val="0"/>
+          <w:numId w:val="10"/>
+        </w:numPr>
+        <w:spacing w:after="60"/>
+      </w:pPr>
+    </w:p>
+    <w:p>
+      <w:pPr>
+        <w:pStyle w:val="ListBullet"/>
+        <w:numPr>
+          <w:ilvl w:val="0"/>
+          <w:numId w:val="10"/>
+        </w:numPr>
+        <w:spacing w:after="60"/>
+      </w:pPr>
+      <w:r>
+        <w:t>Layer 2: Transaction Data</w:t>
+      </w:r>
+    </w:p>
+    <w:p>
+      <w:pPr>
+        <w:pStyle w:val="ListBullet"/>
+        <w:numPr>
+          <w:ilvl w:val="0"/>
+          <w:numId w:val="10"/>
+        </w:numPr>
+        <w:spacing w:after="60"/>
+      </w:pPr>
+      <w:r>
+        <w:t>-------------------------</w:t>
+      </w:r>
+    </w:p>
+    <w:p>
+      <w:pPr>
+        <w:pStyle w:val="ListBullet"/>
+        <w:numPr>
+          <w:ilvl w:val="0"/>
+          <w:numId w:val="10"/>
+        </w:numPr>
+        <w:spacing w:after="60"/>
+      </w:pPr>
+      <w:r>
+        <w:t>Customer</w:t>
+      </w:r>
+    </w:p>
+    <w:p>
+      <w:pPr>
+        <w:pStyle w:val="ListBullet"/>
+        <w:numPr>
+          <w:ilvl w:val="0"/>
+          <w:numId w:val="10"/>
+        </w:numPr>
+        <w:spacing w:after="60"/>
+      </w:pPr>
+      <w:r>
+        <w:t>Orders</w:t>
+      </w:r>
+    </w:p>
+    <w:p>
+      <w:pPr>
+        <w:pStyle w:val="ListBullet"/>
+        <w:numPr>
+          <w:ilvl w:val="0"/>
+          <w:numId w:val="10"/>
+        </w:numPr>
+        <w:spacing w:after="60"/>
+      </w:pPr>
+      <w:r>
+        <w:t>Order Items</w:t>
+      </w:r>
+    </w:p>
+    <w:p>
+      <w:pPr>
+        <w:pStyle w:val="ListBullet"/>
+        <w:numPr>
+          <w:ilvl w:val="0"/>
+          <w:numId w:val="10"/>
+        </w:numPr>
+        <w:spacing w:after="60"/>
+      </w:pPr>
+      <w:r>
+        <w:t>Order Item Toppings</w:t>
+      </w:r>
+    </w:p>
+    <w:p>
+      <w:pPr>
+        <w:pStyle w:val="ListBullet"/>
+        <w:numPr>
+          <w:ilvl w:val="0"/>
+          <w:numId w:val="10"/>
+        </w:numPr>
+        <w:spacing w:after="60"/>
+      </w:pPr>
+    </w:p>
+    <w:p>
+      <w:pPr>
+        <w:pStyle w:val="ListBullet"/>
+        <w:numPr>
+          <w:ilvl w:val="0"/>
+          <w:numId w:val="10"/>
+        </w:numPr>
+        <w:spacing w:after="60"/>
+      </w:pPr>
+      <w:r>
+        <w:t xml:space="preserve">Layer 3: </w:t>
+      </w:r>
+      <w:r>
+        <w:t>Behavior</w:t>
+      </w:r>
+      <w:r>
+        <w:t xml:space="preserve"> Data</w:t>
+      </w:r>
+    </w:p>
+    <w:p>
+      <w:pPr>
+        <w:pStyle w:val="ListBullet"/>
+        <w:numPr>
+          <w:ilvl w:val="0"/>
+          <w:numId w:val="10"/>
+        </w:numPr>
+        <w:spacing w:after="60"/>
+      </w:pPr>
+      <w:r>
+        <w:t>-----------------------</w:t>
+      </w:r>
+    </w:p>
+    <w:p>
+      <w:pPr>
+        <w:pStyle w:val="ListBullet"/>
+        <w:numPr>
+          <w:ilvl w:val="0"/>
+          <w:numId w:val="10"/>
+        </w:numPr>
+        <w:spacing w:after="60"/>
+      </w:pPr>
+      <w:r>
+        <w:t>Customer Activity</w:t>
+      </w:r>
+    </w:p>
+    <w:p>
+      <w:pPr>
+        <w:pStyle w:val="ListBullet"/>
+        <w:numPr>
+          <w:ilvl w:val="0"/>
+          <w:numId w:val="10"/>
+        </w:numPr>
+        <w:spacing w:after="60"/>
+      </w:pPr>
+      <w:r>
+        <w:t>Customer Preferences</w:t>
+      </w:r>
+    </w:p>
+    <w:p>
+      <w:pPr>
+        <w:pStyle w:val="ListBullet"/>
+        <w:numPr>
+          <w:ilvl w:val="0"/>
+          <w:numId w:val="10"/>
+        </w:numPr>
+        <w:spacing w:after="60"/>
+      </w:pPr>
+      <w:r>
+        <w:t>Recommendation Events</w:t>
+      </w:r>
+    </w:p>
+    <w:p>
+      <w:pPr>
+        <w:pStyle w:val="ListBullet"/>
+        <w:numPr>
+          <w:ilvl w:val="0"/>
+          <w:numId w:val="10"/>
+        </w:numPr>
+        <w:spacing w:after="60"/>
+      </w:pPr>
+    </w:p>
+    <w:p>
+      <w:pPr>
+        <w:pStyle w:val="ListBullet"/>
+        <w:numPr>
+          <w:ilvl w:val="0"/>
+          <w:numId w:val="10"/>
+        </w:numPr>
+        <w:spacing w:after="60"/>
+      </w:pPr>
+      <w:r>
+        <w:t>Layer 4: Analytics &amp; ML</w:t>
+      </w:r>
+    </w:p>
+    <w:p>
+      <w:pPr>
+        <w:pStyle w:val="ListBullet"/>
+        <w:numPr>
+          <w:ilvl w:val="0"/>
+          <w:numId w:val="10"/>
+        </w:numPr>
+        <w:spacing w:after="60"/>
+      </w:pPr>
+      <w:r>
+        <w:t>-----------------------</w:t>
+      </w:r>
+    </w:p>
+    <w:p>
+      <w:pPr>
+        <w:pStyle w:val="ListBullet"/>
+        <w:numPr>
+          <w:ilvl w:val="0"/>
+          <w:numId w:val="10"/>
+        </w:numPr>
+        <w:spacing w:after="60"/>
+      </w:pPr>
+      <w:r>
+        <w:t>Daily Sales Fact</w:t>
+      </w:r>
+    </w:p>
+    <w:p>
+      <w:pPr>
+        <w:pStyle w:val="ListBullet"/>
+        <w:numPr>
+          <w:ilvl w:val="0"/>
+          <w:numId w:val="10"/>
+        </w:numPr>
+        <w:spacing w:after="60"/>
+      </w:pPr>
+      <w:r>
+        <w:t>Sales Forecast Tables</w:t>
+      </w:r>
+    </w:p>
+    <w:p>
+      <w:pPr>
+        <w:pStyle w:val="ListBullet"/>
+        <w:numPr>
+          <w:ilvl w:val="0"/>
+          <w:numId w:val="10"/>
+        </w:numPr>
+        <w:spacing w:after="60"/>
+      </w:pPr>
+      <w:r>
+        <w:t>Simulation Tables</w:t>
+      </w:r>
+    </w:p>
+    <w:p>
+      <w:pPr>
         <w:pStyle w:val="Heading1"/>
       </w:pPr>
       <w:r>
@@ -13001,6 +13327,119 @@
       </w:pPr>
       <w:rPr>
         <w:rFonts w:ascii="Symbol" w:hAnsi="Symbol" w:hint="default"/>
+      </w:rPr>
+    </w:lvl>
+  </w:abstractNum>
+  <w:abstractNum w:abstractNumId="9" w15:restartNumberingAfterBreak="0">
+    <w:nsid w:val="305C6C88"/>
+    <w:multiLevelType w:val="hybridMultilevel"/>
+    <w:tmpl w:val="BD145A96"/>
+    <w:lvl w:ilvl="0" w:tplc="40090001">
+      <w:start w:val="1"/>
+      <w:numFmt w:val="bullet"/>
+      <w:lvlText w:val=""/>
+      <w:lvlJc w:val="left"/>
+      <w:pPr>
+        <w:ind w:left="1080" w:hanging="360"/>
+      </w:pPr>
+      <w:rPr>
+        <w:rFonts w:ascii="Symbol" w:hAnsi="Symbol" w:hint="default"/>
+      </w:rPr>
+    </w:lvl>
+    <w:lvl w:ilvl="1" w:tplc="40090003" w:tentative="1">
+      <w:start w:val="1"/>
+      <w:numFmt w:val="bullet"/>
+      <w:lvlText w:val="o"/>
+      <w:lvlJc w:val="left"/>
+      <w:pPr>
+        <w:ind w:left="1800" w:hanging="360"/>
+      </w:pPr>
+      <w:rPr>
+        <w:rFonts w:ascii="Courier New" w:hAnsi="Courier New" w:cs="Courier New" w:hint="default"/>
+      </w:rPr>
+    </w:lvl>
+    <w:lvl w:ilvl="2" w:tplc="40090005" w:tentative="1">
+      <w:start w:val="1"/>
+      <w:numFmt w:val="bullet"/>
+      <w:lvlText w:val=""/>
+      <w:lvlJc w:val="left"/>
+      <w:pPr>
+        <w:ind w:left="2520" w:hanging="360"/>
+      </w:pPr>
+      <w:rPr>
+        <w:rFonts w:ascii="Wingdings" w:hAnsi="Wingdings" w:hint="default"/>
+      </w:rPr>
+    </w:lvl>
+    <w:lvl w:ilvl="3" w:tplc="40090001" w:tentative="1">
+      <w:start w:val="1"/>
+      <w:numFmt w:val="bullet"/>
+      <w:lvlText w:val=""/>
+      <w:lvlJc w:val="left"/>
+      <w:pPr>
+        <w:ind w:left="3240" w:hanging="360"/>
+      </w:pPr>
+      <w:rPr>
+        <w:rFonts w:ascii="Symbol" w:hAnsi="Symbol" w:hint="default"/>
+      </w:rPr>
+    </w:lvl>
+    <w:lvl w:ilvl="4" w:tplc="40090003" w:tentative="1">
+      <w:start w:val="1"/>
+      <w:numFmt w:val="bullet"/>
+      <w:lvlText w:val="o"/>
+      <w:lvlJc w:val="left"/>
+      <w:pPr>
+        <w:ind w:left="3960" w:hanging="360"/>
+      </w:pPr>
+      <w:rPr>
+        <w:rFonts w:ascii="Courier New" w:hAnsi="Courier New" w:cs="Courier New" w:hint="default"/>
+      </w:rPr>
+    </w:lvl>
+    <w:lvl w:ilvl="5" w:tplc="40090005" w:tentative="1">
+      <w:start w:val="1"/>
+      <w:numFmt w:val="bullet"/>
+      <w:lvlText w:val=""/>
+      <w:lvlJc w:val="left"/>
+      <w:pPr>
+        <w:ind w:left="4680" w:hanging="360"/>
+      </w:pPr>
+      <w:rPr>
+        <w:rFonts w:ascii="Wingdings" w:hAnsi="Wingdings" w:hint="default"/>
+      </w:rPr>
+    </w:lvl>
+    <w:lvl w:ilvl="6" w:tplc="40090001" w:tentative="1">
+      <w:start w:val="1"/>
+      <w:numFmt w:val="bullet"/>
+      <w:lvlText w:val=""/>
+      <w:lvlJc w:val="left"/>
+      <w:pPr>
+        <w:ind w:left="5400" w:hanging="360"/>
+      </w:pPr>
+      <w:rPr>
+        <w:rFonts w:ascii="Symbol" w:hAnsi="Symbol" w:hint="default"/>
+      </w:rPr>
+    </w:lvl>
+    <w:lvl w:ilvl="7" w:tplc="40090003" w:tentative="1">
+      <w:start w:val="1"/>
+      <w:numFmt w:val="bullet"/>
+      <w:lvlText w:val="o"/>
+      <w:lvlJc w:val="left"/>
+      <w:pPr>
+        <w:ind w:left="6120" w:hanging="360"/>
+      </w:pPr>
+      <w:rPr>
+        <w:rFonts w:ascii="Courier New" w:hAnsi="Courier New" w:cs="Courier New" w:hint="default"/>
+      </w:rPr>
+    </w:lvl>
+    <w:lvl w:ilvl="8" w:tplc="40090005" w:tentative="1">
+      <w:start w:val="1"/>
+      <w:numFmt w:val="bullet"/>
+      <w:lvlText w:val=""/>
+      <w:lvlJc w:val="left"/>
+      <w:pPr>
+        <w:ind w:left="6840" w:hanging="360"/>
+      </w:pPr>
+      <w:rPr>
+        <w:rFonts w:ascii="Wingdings" w:hAnsi="Wingdings" w:hint="default"/>
       </w:rPr>
     </w:lvl>
   </w:abstractNum>
@@ -13030,6 +13469,9 @@
   </w:num>
   <w:num w:numId="9" w16cid:durableId="1093357882">
     <w:abstractNumId w:val="0"/>
+  </w:num>
+  <w:num w:numId="10" w16cid:durableId="2007513673">
+    <w:abstractNumId w:val="9"/>
   </w:num>
 </w:numbering>
 </file>
